--- a/acts-sermons/docx/44_2027-08-15_오직주예수의은혜로구원받는다_행15장1-21절.docx
+++ b/acts-sermons/docx/44_2027-08-15_오직주예수의은혜로구원받는다_행15장1-21절.docx
@@ -1016,33 +1016,33 @@
           <w:sz w:val="24"/>
           <w:szCs w:val="24"/>
         </w:rPr>
-        <w:t xml:space="preserve">열왕기하 22장에는 요시야 왕 시대의 이야기가 나옵니다. 그 이전 므낫세와 아몬 왕 시대에 유다는 깊은 우상 숭배에 빠져 있었습니다. 성전은 황폐했고, 하나님의 율법책은 사람들의 기억에서 사라져 있었습니다. 요시야는 성전을 수리하라고 명했고, 그 과정에서 대제사장 힐기야가 율법책을 발견했습니다.</w:t>
-      </w:r>
-    </w:p>
-    <w:p>
-      <w:pPr>
-        <w:spacing w:after="160" w:line="360"/>
-      </w:pPr>
-      <w:r>
-        <w:rPr>
-          <w:rFonts w:ascii="맑은 고딕" w:cs="맑은 고딕" w:eastAsia="맑은 고딕" w:hAnsi="맑은 고딕"/>
-          <w:sz w:val="24"/>
-          <w:szCs w:val="24"/>
-        </w:rPr>
-        <w:t xml:space="preserve">서기관 사반이 그 책을 왕 앞에서 읽었습니다. 왕은 율법책의 말을 듣자 자기 옷을 찢었습니다. 그는 자기와 백성이 하나님의 말씀에서 얼마나 멀리 떠나 있었는지 깨달았습니다. 요시야는 백성을 모두 모아 그 언약책의 말씀을 읽어 들려주었고, 여호와 앞에서 언약을 세웠습니다. 그리고 그 말씀대로 우상을 제거하고 유월절을 지켰습니다.</w:t>
-      </w:r>
-    </w:p>
-    <w:p>
-      <w:pPr>
-        <w:spacing w:after="160" w:line="360"/>
-      </w:pPr>
-      <w:r>
-        <w:rPr>
-          <w:rFonts w:ascii="맑은 고딕" w:cs="맑은 고딕" w:eastAsia="맑은 고딕" w:hAnsi="맑은 고딕"/>
-          <w:sz w:val="24"/>
-          <w:szCs w:val="24"/>
-        </w:rPr>
-        <w:t xml:space="preserve">요시야의 개혁은 왕의 취향이나 백성의 여론에서 시작되지 않았습니다. 다시 발견된 하나님의 말씀에서 시작되었습니다. 예루살렘 회의도 마찬가지였습니다. 교회가 혼란에 빠졌을 때 야고보는 성경을 펼쳤습니다. 교회가 바른 길을 찾는 길은 언제나 같습니다. 말씀으로 돌아가는 것입니다.</w:t>
+        <w:t xml:space="preserve">바벨론 포로에서 돌아온 유다 백성은 성전 기초를 놓았지만, 주변의 방해 속에 공사가 멈춘 채로 여러 해가 흘렀습니다. 그동안 백성은 자기 집을 짓는 데 마음을 쏟았습니다. 그리고 여호와의 전을 건축할 시기가 아직 이르지 않았다고 말했습니다. 그때 하나님은 선지자 학개를 보내셨습니다.</w:t>
+      </w:r>
+    </w:p>
+    <w:p>
+      <w:pPr>
+        <w:spacing w:after="160" w:line="360"/>
+      </w:pPr>
+      <w:r>
+        <w:rPr>
+          <w:rFonts w:ascii="맑은 고딕" w:cs="맑은 고딕" w:eastAsia="맑은 고딕" w:hAnsi="맑은 고딕"/>
+          <w:sz w:val="24"/>
+          <w:szCs w:val="24"/>
+        </w:rPr>
+        <w:t xml:space="preserve">학개는 하나님의 말씀을 전했습니다. 이 성전이 황폐하였거늘 너희가 이때에 판벽한 집에 거주하는 것이 옳으냐, 너희는 너희의 행위를 살피라는 말씀이었습니다. 많이 뿌려도 수확이 적고 먹어도 배부르지 못한 이유가 여기에 있다고 했습니다. 그러자 놀라운 일이 일어났습니다. 총독 스룹바벨과 대제사장 여호수아와 남은 모든 백성이 그들의 하나님 여호와의 목소리와 선지자 학개의 말을 청종했습니다.</w:t>
+      </w:r>
+    </w:p>
+    <w:p>
+      <w:pPr>
+        <w:spacing w:after="160" w:line="360"/>
+      </w:pPr>
+      <w:r>
+        <w:rPr>
+          <w:rFonts w:ascii="맑은 고딕" w:cs="맑은 고딕" w:eastAsia="맑은 고딕" w:hAnsi="맑은 고딕"/>
+          <w:sz w:val="24"/>
+          <w:szCs w:val="24"/>
+        </w:rPr>
+        <w:t xml:space="preserve">하나님은 학개를 통해 다시 말씀하셨습니다. “내가 너희와 함께 하노라.” 그리고 여호와께서 지도자들과 남은 백성의 마음을 감동시키시니 그들이 와서 성전 공사를 했습니다. 흩어졌던 마음이 다시 하나로 모인 것은 사람의 설득이 아니라 하나님의 말씀과 그 말씀을 통해 일하시는 하나님 덕분이었습니다. 예루살렘 회의도 마찬가지였습니다. 교회가 혼란에 빠졌을 때 야고보는 선지자들의 글을 펼쳤고, 교회는 그 말씀 앞에서 한마음이 되었습니다. 교회가 바른 길을 찾는 길은 언제나 같습니다. 말씀으로 돌아가는 것입니다.</w:t>
       </w:r>
     </w:p>
     <w:p>

--- a/acts-sermons/docx/44_2027-08-15_오직주예수의은혜로구원받는다_행15장1-21절.docx
+++ b/acts-sermons/docx/44_2027-08-15_오직주예수의은혜로구원받는다_행15장1-21절.docx
@@ -382,7 +382,7 @@
           <w:sz w:val="24"/>
           <w:szCs w:val="24"/>
         </w:rPr>
-        <w:t xml:space="preserve">예수님의 판결은 분명했습니다. “내가 너희에게 이르노니 이 사람이 저보다 의롭다 하심을 받고 그의 집으로 내려갔느니라”(눅 18:14). 의롭다 하심을 받은 사람은 많은 것을 지킨 사람이 아니라 아무것도 내밀 것이 없어 오직 자비를 구한 사람이었습니다. 예루살렘 회의에 나타난 할례파의 문제는 바로 이 바리새인의 문제였습니다. 자기가 지킨 것을 구원의 조건으로 삼는 순간, 사람은 은혜에서 멀어집니다.</w:t>
+        <w:t xml:space="preserve">예수님의 판결은 분명했습니다. “내가 너희에게 이르노니 이에 저 사람이 저보다 의롭다 하심을 받고 그의 집으로 내려갔느니라”(눅 18:14). 의롭다 하심을 받은 사람은 많은 것을 지킨 사람이 아니라 아무것도 내밀 것이 없어 오직 자비를 구한 사람이었습니다. 예루살렘 회의에 나타난 할례파의 문제는 바로 이 바리새인의 문제였습니다. 자기가 지킨 것을 구원의 조건으로 삼는 순간, 사람은 은혜에서 멀어집니다.</w:t>
       </w:r>
     </w:p>
     <w:p>
